--- a/Manuals/02_Russian/07_Set_Ecosystem_Tutorial.docx
+++ b/Manuals/02_Russian/07_Set_Ecosystem_Tutorial.docx
@@ -897,7 +897,7 @@
         <w:pStyle w:val="ListBullet"/>
       </w:pPr>
       <w:r>
-        <w:t>Начните с baseline 01–05 и тестируйте BUY/SELL отдельно.</w:t>
+        <w:t>Перемещайтесь по классам и активам: у каждого актива 11 типов систем (01_SLTP — 11_SIGNAL_ONLY), один сет на сторону (BUY/SELL; BOTH для единого грида) и два варианта входа — MULTI разыгрывает индикаторы 0–10 на одной оси, ICHIMOKU имеет отдельный файл.</w:t>
       </w:r>
     </w:p>
     <w:p>
@@ -905,7 +905,7 @@
         <w:pStyle w:val="ListBullet"/>
       </w:pPr>
       <w:r>
-        <w:t>Папка 06 — одноосевое исследование.</w:t>
+        <w:t>Фаза 1 — поиск областей: запустите генетическую оптимизацию сета как есть — полная группа входа (индикатор, метод, таймфрейм, applied price, периоды), выходы системы и переключатели фильтров, всё сразу.</w:t>
       </w:r>
     </w:p>
     <w:p>
@@ -913,7 +913,7 @@
         <w:pStyle w:val="ListBullet"/>
       </w:pPr>
       <w:r>
-        <w:t>Папка 07 — система входа, 08 — фильтры, 09 — риск, 10 — выход.</w:t>
+        <w:t>Со следующих раундов фиксируйте (Y→N) «письменные» входы — enum и bool, решённые предыдущей фазой, — оставляя открытыми только числовые; настройка фильтра включается лишь если его переключатель выжил включённым.</w:t>
       </w:r>
     </w:p>
     <w:p>
@@ -921,7 +921,7 @@
         <w:pStyle w:val="ListBullet"/>
       </w:pPr>
       <w:r>
-        <w:t>Проводите хронологические IS, OOS и forward-demo тесты.</w:t>
+        <w:t>ATR-фильтр входа (EntradaATR) существует только в грид-системах; в остальных он отключён по построению.</w:t>
       </w:r>
     </w:p>
     <w:p>
@@ -929,7 +929,7 @@
         <w:pStyle w:val="ListBullet"/>
       </w:pPr>
       <w:r>
-        <w:t>Проверяйте Status, RelativePath и SHA256.</w:t>
+        <w:t>Проверяйте победителя на реальных тиках: решают расхождение с OHLC и out-of-sample-ретенция, а не прибыль in-sample.</w:t>
       </w:r>
     </w:p>
     <w:p>
@@ -937,7 +937,7 @@
         <w:pStyle w:val="ListBullet"/>
       </w:pPr>
       <w:r>
-        <w:t>Только явный USE означает готовность для указанной среды.</w:t>
+        <w:t>После реальных тиков переключите расчёт лота на Percentage и прогоните снова: продвигайте только если пройдено и это — именно в этом режиме сет должен торговать.</w:t>
       </w:r>
     </w:p>
     <w:p>
